--- a/backend-exhibits/Dropbox to AzureBlob Standard Plan - Standard Not Included.docx
+++ b/backend-exhibits/Dropbox to AzureBlob Standard Plan - Standard Not Included.docx
@@ -51,7 +51,7 @@
                 <w:b/>
                 <w:sz w:val="21"/>
               </w:rPr>
-              <w:t xml:space="preserve">Out of scope Features for Standard Plan (Dropbox to Azure </w:t>
+              <w:t xml:space="preserve">Out of scope Features for Basic Plan (Dropbox to Azure </w:t>
             </w:r>
             <w:proofErr w:type="gramStart"/>
             <w:r>
@@ -655,7 +655,7 @@
                 <w:rFonts w:ascii="Arial" w:eastAsia="Arial" w:hAnsi="Arial" w:cs="Arial"/>
                 <w:sz w:val="21"/>
               </w:rPr>
-              <w:t>In the standard plan we are not providing unlimited delta</w:t>
+              <w:t>In the basic plan we are not providing unlimited delta</w:t>
             </w:r>
           </w:p>
         </w:tc>
